--- a/backend/secure-files/portfolios-docx/NMX-16.docx
+++ b/backend/secure-files/portfolios-docx/NMX-16.docx
@@ -1048,6 +1048,62 @@
         <w:t>NMX-16 aplica el método antropométrico de Heath–Carter para calcular el somatotipo: endomorfia, mesomorfia y ectomorfia. Ingresadas las medidas corporales (pliegues, diámetros y perímetros), el libro entrega los tres componentes y los representa en la somatocarta. La hoja FUENTES documenta el manual del método (Carter 1990/2002) y su nivel de verificación. Es un motor de la Fase 1 especializado en morfología.</w:t>
       </w:r>
     </w:p>
+    <w:p>
+      <w:pPr>
+        <w:keepNext/>
+        <w:spacing w:before="120" w:after="20"/>
+        <w:jc w:val="center"/>
+      </w:pPr>
+      <w:r>
+        <w:drawing>
+          <wp:inline xmlns:a="http://schemas.openxmlformats.org/drawingml/2006/main" xmlns:pic="http://schemas.openxmlformats.org/drawingml/2006/picture">
+            <wp:extent cx="5580000" cy="4311818"/>
+            <wp:docPr id="1" name="Picture 1"/>
+            <wp:cNvGraphicFramePr>
+              <a:graphicFrameLocks noChangeAspect="1"/>
+            </wp:cNvGraphicFramePr>
+            <a:graphic>
+              <a:graphicData uri="http://schemas.openxmlformats.org/drawingml/2006/picture">
+                <pic:pic>
+                  <pic:nvPicPr>
+                    <pic:cNvPr id="0" name="NMX-16_01_INICIO_01.png"/>
+                    <pic:cNvPicPr/>
+                  </pic:nvPicPr>
+                  <pic:blipFill>
+                    <a:blip r:embed="rId10"/>
+                    <a:stretch>
+                      <a:fillRect/>
+                    </a:stretch>
+                  </pic:blipFill>
+                  <pic:spPr>
+                    <a:xfrm>
+                      <a:off x="0" y="0"/>
+                      <a:ext cx="5580000" cy="4311818"/>
+                    </a:xfrm>
+                    <a:prstGeom prst="rect"/>
+                  </pic:spPr>
+                </pic:pic>
+              </a:graphicData>
+            </a:graphic>
+          </wp:inline>
+        </w:drawing>
+      </w:r>
+    </w:p>
+    <w:p>
+      <w:pPr>
+        <w:spacing w:before="0" w:after="160"/>
+        <w:jc w:val="center"/>
+      </w:pPr>
+      <w:r>
+        <w:rPr>
+          <w:rFonts w:ascii="Calibri" w:hAnsi="Calibri"/>
+          <w:b/>
+          <w:color w:val="45565E"/>
+          <w:sz w:val="17"/>
+        </w:rPr>
+        <w:t>Figura 1. Vista inicial (hoja INICIO).</w:t>
+      </w:r>
+    </w:p>
     <w:tbl>
       <w:tblPr>
         <w:tblW w:type="auto" w:w="0"/>
@@ -1926,6 +1982,62 @@
         <w:t>Pliegues cutáneos, Diámetros óseos, Perímetros, Peso, Talla</w:t>
       </w:r>
     </w:p>
+    <w:p>
+      <w:pPr>
+        <w:keepNext/>
+        <w:spacing w:before="120" w:after="20"/>
+        <w:jc w:val="center"/>
+      </w:pPr>
+      <w:r>
+        <w:drawing>
+          <wp:inline xmlns:a="http://schemas.openxmlformats.org/drawingml/2006/main" xmlns:pic="http://schemas.openxmlformats.org/drawingml/2006/picture">
+            <wp:extent cx="5580000" cy="4311818"/>
+            <wp:docPr id="2" name="Picture 2"/>
+            <wp:cNvGraphicFramePr>
+              <a:graphicFrameLocks noChangeAspect="1"/>
+            </wp:cNvGraphicFramePr>
+            <a:graphic>
+              <a:graphicData uri="http://schemas.openxmlformats.org/drawingml/2006/picture">
+                <pic:pic>
+                  <pic:nvPicPr>
+                    <pic:cNvPr id="0" name="NMX-16_09_DATOS.png"/>
+                    <pic:cNvPicPr/>
+                  </pic:nvPicPr>
+                  <pic:blipFill>
+                    <a:blip r:embed="rId11"/>
+                    <a:stretch>
+                      <a:fillRect/>
+                    </a:stretch>
+                  </pic:blipFill>
+                  <pic:spPr>
+                    <a:xfrm>
+                      <a:off x="0" y="0"/>
+                      <a:ext cx="5580000" cy="4311818"/>
+                    </a:xfrm>
+                    <a:prstGeom prst="rect"/>
+                  </pic:spPr>
+                </pic:pic>
+              </a:graphicData>
+            </a:graphic>
+          </wp:inline>
+        </w:drawing>
+      </w:r>
+    </w:p>
+    <w:p>
+      <w:pPr>
+        <w:spacing w:before="0" w:after="160"/>
+        <w:jc w:val="center"/>
+      </w:pPr>
+      <w:r>
+        <w:rPr>
+          <w:rFonts w:ascii="Calibri" w:hAnsi="Calibri"/>
+          <w:b/>
+          <w:color w:val="45565E"/>
+          <w:sz w:val="17"/>
+        </w:rPr>
+        <w:t>Figura 2. Pantalla de ingreso de datos.</w:t>
+      </w:r>
+    </w:p>
     <w:tbl>
       <w:tblPr>
         <w:tblW w:type="auto" w:w="0"/>
@@ -2273,6 +2385,62 @@
         </w:tc>
       </w:tr>
     </w:tbl>
+    <w:p>
+      <w:pPr>
+        <w:keepNext/>
+        <w:spacing w:before="120" w:after="20"/>
+        <w:jc w:val="center"/>
+      </w:pPr>
+      <w:r>
+        <w:drawing>
+          <wp:inline xmlns:a="http://schemas.openxmlformats.org/drawingml/2006/main" xmlns:pic="http://schemas.openxmlformats.org/drawingml/2006/picture">
+            <wp:extent cx="5580000" cy="4311818"/>
+            <wp:docPr id="3" name="Picture 3"/>
+            <wp:cNvGraphicFramePr>
+              <a:graphicFrameLocks noChangeAspect="1"/>
+            </wp:cNvGraphicFramePr>
+            <a:graphic>
+              <a:graphicData uri="http://schemas.openxmlformats.org/drawingml/2006/picture">
+                <pic:pic>
+                  <pic:nvPicPr>
+                    <pic:cNvPr id="0" name="NMX-16_05_RESULTADOS_01.png"/>
+                    <pic:cNvPicPr/>
+                  </pic:nvPicPr>
+                  <pic:blipFill>
+                    <a:blip r:embed="rId12"/>
+                    <a:stretch>
+                      <a:fillRect/>
+                    </a:stretch>
+                  </pic:blipFill>
+                  <pic:spPr>
+                    <a:xfrm>
+                      <a:off x="0" y="0"/>
+                      <a:ext cx="5580000" cy="4311818"/>
+                    </a:xfrm>
+                    <a:prstGeom prst="rect"/>
+                  </pic:spPr>
+                </pic:pic>
+              </a:graphicData>
+            </a:graphic>
+          </wp:inline>
+        </w:drawing>
+      </w:r>
+    </w:p>
+    <w:p>
+      <w:pPr>
+        <w:spacing w:before="0" w:after="160"/>
+        <w:jc w:val="center"/>
+      </w:pPr>
+      <w:r>
+        <w:rPr>
+          <w:rFonts w:ascii="Calibri" w:hAnsi="Calibri"/>
+          <w:b/>
+          <w:color w:val="45565E"/>
+          <w:sz w:val="17"/>
+        </w:rPr>
+        <w:t>Figura 3. Visualización de resultados.</w:t>
+      </w:r>
+    </w:p>
     <w:tbl>
       <w:tblPr>
         <w:tblW w:type="auto" w:w="0"/>
@@ -2888,6 +3056,62 @@
         </w:tc>
       </w:tr>
     </w:tbl>
+    <w:p>
+      <w:pPr>
+        <w:keepNext/>
+        <w:spacing w:before="120" w:after="20"/>
+        <w:jc w:val="center"/>
+      </w:pPr>
+      <w:r>
+        <w:drawing>
+          <wp:inline xmlns:a="http://schemas.openxmlformats.org/drawingml/2006/main" xmlns:pic="http://schemas.openxmlformats.org/drawingml/2006/picture">
+            <wp:extent cx="5580000" cy="4311818"/>
+            <wp:docPr id="4" name="Picture 4"/>
+            <wp:cNvGraphicFramePr>
+              <a:graphicFrameLocks noChangeAspect="1"/>
+            </wp:cNvGraphicFramePr>
+            <a:graphic>
+              <a:graphicData uri="http://schemas.openxmlformats.org/drawingml/2006/picture">
+                <pic:pic>
+                  <pic:nvPicPr>
+                    <pic:cNvPr id="0" name="NMX-16_08_FUENTES.png"/>
+                    <pic:cNvPicPr/>
+                  </pic:nvPicPr>
+                  <pic:blipFill>
+                    <a:blip r:embed="rId13"/>
+                    <a:stretch>
+                      <a:fillRect/>
+                    </a:stretch>
+                  </pic:blipFill>
+                  <pic:spPr>
+                    <a:xfrm>
+                      <a:off x="0" y="0"/>
+                      <a:ext cx="5580000" cy="4311818"/>
+                    </a:xfrm>
+                    <a:prstGeom prst="rect"/>
+                  </pic:spPr>
+                </pic:pic>
+              </a:graphicData>
+            </a:graphic>
+          </wp:inline>
+        </w:drawing>
+      </w:r>
+    </w:p>
+    <w:p>
+      <w:pPr>
+        <w:spacing w:before="0" w:after="160"/>
+        <w:jc w:val="center"/>
+      </w:pPr>
+      <w:r>
+        <w:rPr>
+          <w:rFonts w:ascii="Calibri" w:hAnsi="Calibri"/>
+          <w:b/>
+          <w:color w:val="45565E"/>
+          <w:sz w:val="17"/>
+        </w:rPr>
+        <w:t>Figura 4. Fuentes y trazabilidad.</w:t>
+      </w:r>
+    </w:p>
     <w:tbl>
       <w:tblPr>
         <w:tblW w:type="auto" w:w="0"/>
@@ -3326,32 +3550,129 @@
     </w:p>
     <w:p>
       <w:pPr>
-        <w:spacing w:before="40" w:after="40" w:line="276" w:lineRule="auto"/>
+        <w:keepNext/>
+        <w:spacing w:before="120" w:after="20"/>
+        <w:jc w:val="center"/>
+      </w:pPr>
+      <w:r>
+        <w:drawing>
+          <wp:inline xmlns:a="http://schemas.openxmlformats.org/drawingml/2006/main" xmlns:pic="http://schemas.openxmlformats.org/drawingml/2006/picture">
+            <wp:extent cx="5580000" cy="4311818"/>
+            <wp:docPr id="5" name="Picture 5"/>
+            <wp:cNvGraphicFramePr>
+              <a:graphicFrameLocks noChangeAspect="1"/>
+            </wp:cNvGraphicFramePr>
+            <a:graphic>
+              <a:graphicData uri="http://schemas.openxmlformats.org/drawingml/2006/picture">
+                <pic:pic>
+                  <pic:nvPicPr>
+                    <pic:cNvPr id="0" name="NMX-16_01_INICIO_02.png"/>
+                    <pic:cNvPicPr/>
+                  </pic:nvPicPr>
+                  <pic:blipFill>
+                    <a:blip r:embed="rId14"/>
+                    <a:stretch>
+                      <a:fillRect/>
+                    </a:stretch>
+                  </pic:blipFill>
+                  <pic:spPr>
+                    <a:xfrm>
+                      <a:off x="0" y="0"/>
+                      <a:ext cx="5580000" cy="4311818"/>
+                    </a:xfrm>
+                    <a:prstGeom prst="rect"/>
+                  </pic:spPr>
+                </pic:pic>
+              </a:graphicData>
+            </a:graphic>
+          </wp:inline>
+        </w:drawing>
+      </w:r>
+    </w:p>
+    <w:p>
+      <w:pPr>
+        <w:spacing w:before="0" w:after="160"/>
+        <w:jc w:val="center"/>
       </w:pPr>
       <w:r>
         <w:rPr>
           <w:rFonts w:ascii="Calibri" w:hAnsi="Calibri"/>
           <w:b/>
-          <w:i w:val="0"/>
-          <w:color w:val="C08A2B"/>
-          <w:sz w:val="20"/>
+          <w:color w:val="45565E"/>
+          <w:sz w:val="17"/>
         </w:rPr>
-        <w:t>CAPTURA_NO_GENERADA_POR_LIMITACIÓN_DEL_ENTORNO.</w:t>
+        <w:t>Figura 5. Vista inicial (hoja INICIO).</w:t>
       </w:r>
     </w:p>
     <w:p>
       <w:pPr>
-        <w:spacing w:before="40" w:after="80" w:line="276" w:lineRule="auto"/>
+        <w:keepNext/>
+        <w:spacing w:before="120" w:after="20"/>
+        <w:jc w:val="center"/>
+      </w:pPr>
+      <w:r>
+        <w:drawing>
+          <wp:inline xmlns:a="http://schemas.openxmlformats.org/drawingml/2006/main" xmlns:pic="http://schemas.openxmlformats.org/drawingml/2006/picture">
+            <wp:extent cx="5580000" cy="4311818"/>
+            <wp:docPr id="6" name="Picture 6"/>
+            <wp:cNvGraphicFramePr>
+              <a:graphicFrameLocks noChangeAspect="1"/>
+            </wp:cNvGraphicFramePr>
+            <a:graphic>
+              <a:graphicData uri="http://schemas.openxmlformats.org/drawingml/2006/picture">
+                <pic:pic>
+                  <pic:nvPicPr>
+                    <pic:cNvPr id="0" name="NMX-16_05_RESULTADOS_02.png"/>
+                    <pic:cNvPicPr/>
+                  </pic:nvPicPr>
+                  <pic:blipFill>
+                    <a:blip r:embed="rId15"/>
+                    <a:stretch>
+                      <a:fillRect/>
+                    </a:stretch>
+                  </pic:blipFill>
+                  <pic:spPr>
+                    <a:xfrm>
+                      <a:off x="0" y="0"/>
+                      <a:ext cx="5580000" cy="4311818"/>
+                    </a:xfrm>
+                    <a:prstGeom prst="rect"/>
+                  </pic:spPr>
+                </pic:pic>
+              </a:graphicData>
+            </a:graphic>
+          </wp:inline>
+        </w:drawing>
+      </w:r>
+    </w:p>
+    <w:p>
+      <w:pPr>
+        <w:spacing w:before="0" w:after="160"/>
+        <w:jc w:val="center"/>
       </w:pPr>
       <w:r>
         <w:rPr>
           <w:rFonts w:ascii="Calibri" w:hAnsi="Calibri"/>
-          <w:b w:val="0"/>
-          <w:i w:val="0"/>
+          <w:b/>
           <w:color w:val="45565E"/>
-          <w:sz w:val="19"/>
+          <w:sz w:val="17"/>
         </w:rPr>
-        <w:t>El entorno de generación de este portafolio no renderiza de forma fiel el archivo XLSX original, por lo que no se incluyen capturas simuladas. Las hojas reales del libro pueden abrirse en Microsoft Excel según la compatibilidad indicada.</w:t>
+        <w:t>Figura 6. Visualización de resultados.</w:t>
+      </w:r>
+    </w:p>
+    <w:p>
+      <w:pPr>
+        <w:spacing w:after="120"/>
+        <w:jc w:val="center"/>
+      </w:pPr>
+      <w:r>
+        <w:rPr>
+          <w:rFonts w:ascii="Calibri" w:hAnsi="Calibri"/>
+          <w:i/>
+          <w:color w:val="45565E"/>
+          <w:sz w:val="15"/>
+        </w:rPr>
+        <w:t>Captura real del archivo Excel NUTRIMETRÍA correspondiente al producto.</w:t>
       </w:r>
     </w:p>
     <w:tbl>
